--- a/documents_bin/封面模板文件.docx
+++ b/documents_bin/封面模板文件.docx
@@ -1,11 +1,12 @@
 
 <file path=word/document.xml><?xml version="1.0" encoding="utf-8"?>
-<w:document xmlns:wpc="http://schemas.microsoft.com/office/word/2010/wordprocessingCanvas" xmlns:cx="http://schemas.microsoft.com/office/drawing/2014/chartex" xmlns:cx1="http://schemas.microsoft.com/office/drawing/2015/9/8/chartex" xmlns:cx2="http://schemas.microsoft.com/office/drawing/2015/10/21/chartex" xmlns:cx3="http://schemas.microsoft.com/office/drawing/2016/5/9/chartex" xmlns:cx4="http://schemas.microsoft.com/office/drawing/2016/5/10/chartex" xmlns:cx5="http://schemas.microsoft.com/office/drawing/2016/5/11/chartex" xmlns:cx6="http://schemas.microsoft.com/office/drawing/2016/5/12/chartex" xmlns:cx7="http://schemas.microsoft.com/office/drawing/2016/5/13/chartex" xmlns:cx8="http://schemas.microsoft.com/office/drawing/2016/5/14/chartex" xmlns:mc="http://schemas.openxmlformats.org/markup-compatibility/2006" xmlns:aink="http://schemas.microsoft.com/office/drawing/2016/ink" xmlns:am3d="http://schemas.microsoft.com/office/drawing/2017/model3d" xmlns:o="urn:schemas-microsoft-com:office:office" xmlns:oel="http://schemas.microsoft.com/office/2019/extlst" xmlns:r="http://schemas.openxmlformats.org/officeDocument/2006/relationships" xmlns:m="http://schemas.openxmlformats.org/officeDocument/2006/math" xmlns:v="urn:schemas-microsoft-com:vml" xmlns:wp14="http://schemas.microsoft.com/office/word/2010/wordprocessingDrawing" xmlns:wp="http://schemas.openxmlformats.org/drawingml/2006/wordprocessingDrawing" xmlns:w10="urn:schemas-microsoft-com:office:word" xmlns:w="http://schemas.openxmlformats.org/wordprocessingml/2006/main" xmlns:w14="http://schemas.microsoft.com/office/word/2010/wordml" xmlns:w15="http://schemas.microsoft.com/office/word/2012/wordml" xmlns:w16cex="http://schemas.microsoft.com/office/word/2018/wordml/cex" xmlns:w16cid="http://schemas.microsoft.com/office/word/2016/wordml/cid" xmlns:w16="http://schemas.microsoft.com/office/word/2018/wordml" xmlns:w16du="http://schemas.microsoft.com/office/word/2023/wordml/word16du" xmlns:w16sdtdh="http://schemas.microsoft.com/office/word/2020/wordml/sdtdatahash" xmlns:w16sdtfl="http://schemas.microsoft.com/office/word/2024/wordml/sdtformatlock" xmlns:w16se="http://schemas.microsoft.com/office/word/2015/wordml/symex" xmlns:wpg="http://schemas.microsoft.com/office/word/2010/wordprocessingGroup" xmlns:wpi="http://schemas.microsoft.com/office/word/2010/wordprocessingInk" xmlns:wne="http://schemas.microsoft.com/office/word/2006/wordml" xmlns:wps="http://schemas.microsoft.com/office/word/2010/wordprocessingShape" mc:Ignorable="w14 w15 w16se w16cid w16 w16cex w16sdtdh w16sdtfl w16du wp14">
+<w:document xmlns:wpc="http://schemas.microsoft.com/office/word/2010/wordprocessingCanvas" xmlns:cx="http://schemas.microsoft.com/office/drawing/2014/chartex" xmlns:cx1="http://schemas.microsoft.com/office/drawing/2015/9/8/chartex" xmlns:cx2="http://schemas.microsoft.com/office/drawing/2015/10/21/chartex" xmlns:cx3="http://schemas.microsoft.com/office/drawing/2016/5/9/chartex" xmlns:cx4="http://schemas.microsoft.com/office/drawing/2016/5/10/chartex" xmlns:cx5="http://schemas.microsoft.com/office/drawing/2016/5/11/chartex" xmlns:cx6="http://schemas.microsoft.com/office/drawing/2016/5/12/chartex" xmlns:cx7="http://schemas.microsoft.com/office/drawing/2016/5/13/chartex" xmlns:cx8="http://schemas.microsoft.com/office/drawing/2016/5/14/chartex" xmlns:mc="http://schemas.openxmlformats.org/markup-compatibility/2006" xmlns:aink="http://schemas.microsoft.com/office/drawing/2016/ink" xmlns:am3d="http://schemas.microsoft.com/office/drawing/2017/model3d" xmlns:o="urn:schemas-microsoft-com:office:office" xmlns:r="http://schemas.openxmlformats.org/officeDocument/2006/relationships" xmlns:m="http://schemas.openxmlformats.org/officeDocument/2006/math" xmlns:v="urn:schemas-microsoft-com:vml" xmlns:wp14="http://schemas.microsoft.com/office/word/2010/wordprocessingDrawing" xmlns:wp="http://schemas.openxmlformats.org/drawingml/2006/wordprocessingDrawing" xmlns:w10="urn:schemas-microsoft-com:office:word" xmlns:w="http://schemas.openxmlformats.org/wordprocessingml/2006/main" xmlns:w14="http://schemas.microsoft.com/office/word/2010/wordml" xmlns:w15="http://schemas.microsoft.com/office/word/2012/wordml" xmlns:w16cex="http://schemas.microsoft.com/office/word/2018/wordml/cex" xmlns:w16cid="http://schemas.microsoft.com/office/word/2016/wordml/cid" xmlns:w16="http://schemas.microsoft.com/office/word/2018/wordml" xmlns:w16se="http://schemas.microsoft.com/office/word/2015/wordml/symex" xmlns:wpg="http://schemas.microsoft.com/office/word/2010/wordprocessingGroup" xmlns:wpi="http://schemas.microsoft.com/office/word/2010/wordprocessingInk" xmlns:wne="http://schemas.microsoft.com/office/word/2006/wordml" xmlns:wps="http://schemas.microsoft.com/office/word/2010/wordprocessingShape" mc:Ignorable="w14 w15 w16se w16cid w16 w16cex wp14">
   <w:body>
     <w:bookmarkStart w:id="0" w:name="OLE_LINK28"/>
     <w:bookmarkStart w:id="1" w:name="OLE_LINK27"/>
-    <w:bookmarkStart w:id="2" w:name="_MON_1574575772"/>
-    <w:bookmarkEnd w:id="2"/>
+    <w:bookmarkStart w:id="2" w:name="_GoBack"/>
+    <w:bookmarkStart w:id="3" w:name="_MON_1574575772"/>
+    <w:bookmarkEnd w:id="3"/>
     <w:p>
       <w:pPr>
         <w:ind w:leftChars="-67" w:left="-161"/>
@@ -32,15 +33,16 @@
             <v:path o:extrusionok="f" gradientshapeok="t" o:connecttype="rect"/>
             <o:lock v:ext="edit" aspectratio="t"/>
           </v:shapetype>
-          <v:shape id="_x0000_i1025" type="#_x0000_t75" alt="" style="width:600pt;height:729pt" o:ole="" o:preferrelative="f">
+          <v:shape id="_x0000_i1025" type="#_x0000_t75" alt="" style="width:597.9pt;height:722.85pt" o:ole="" o:preferrelative="f">
             <v:imagedata r:id="rId8" o:title=""/>
             <o:lock v:ext="edit" aspectratio="f"/>
           </v:shape>
-          <o:OLEObject Type="Embed" ProgID="Excel.Sheet.12" ShapeID="_x0000_i1025" DrawAspect="Content" ObjectID="_1814167805" r:id="rId9"/>
+          <o:OLEObject Type="Embed" ProgID="Excel.Sheet.12" ShapeID="_x0000_i1025" DrawAspect="Content" ObjectID="_1835037238" r:id="rId9"/>
         </w:object>
       </w:r>
       <w:bookmarkEnd w:id="0"/>
       <w:bookmarkEnd w:id="1"/>
+      <w:bookmarkEnd w:id="2"/>
     </w:p>
     <w:sectPr>
       <w:pgSz w:w="11906" w:h="16838"/>
@@ -53,7 +55,7 @@
 </file>
 
 <file path=word/endnotes.xml><?xml version="1.0" encoding="utf-8"?>
-<w:endnotes xmlns:wpc="http://schemas.microsoft.com/office/word/2010/wordprocessingCanvas" xmlns:cx="http://schemas.microsoft.com/office/drawing/2014/chartex" xmlns:cx1="http://schemas.microsoft.com/office/drawing/2015/9/8/chartex" xmlns:cx2="http://schemas.microsoft.com/office/drawing/2015/10/21/chartex" xmlns:cx3="http://schemas.microsoft.com/office/drawing/2016/5/9/chartex" xmlns:cx4="http://schemas.microsoft.com/office/drawing/2016/5/10/chartex" xmlns:cx5="http://schemas.microsoft.com/office/drawing/2016/5/11/chartex" xmlns:cx6="http://schemas.microsoft.com/office/drawing/2016/5/12/chartex" xmlns:cx7="http://schemas.microsoft.com/office/drawing/2016/5/13/chartex" xmlns:cx8="http://schemas.microsoft.com/office/drawing/2016/5/14/chartex" xmlns:mc="http://schemas.openxmlformats.org/markup-compatibility/2006" xmlns:aink="http://schemas.microsoft.com/office/drawing/2016/ink" xmlns:am3d="http://schemas.microsoft.com/office/drawing/2017/model3d" xmlns:o="urn:schemas-microsoft-com:office:office" xmlns:oel="http://schemas.microsoft.com/office/2019/extlst" xmlns:r="http://schemas.openxmlformats.org/officeDocument/2006/relationships" xmlns:m="http://schemas.openxmlformats.org/officeDocument/2006/math" xmlns:v="urn:schemas-microsoft-com:vml" xmlns:wp14="http://schemas.microsoft.com/office/word/2010/wordprocessingDrawing" xmlns:wp="http://schemas.openxmlformats.org/drawingml/2006/wordprocessingDrawing" xmlns:w10="urn:schemas-microsoft-com:office:word" xmlns:w="http://schemas.openxmlformats.org/wordprocessingml/2006/main" xmlns:w14="http://schemas.microsoft.com/office/word/2010/wordml" xmlns:w15="http://schemas.microsoft.com/office/word/2012/wordml" xmlns:w16cex="http://schemas.microsoft.com/office/word/2018/wordml/cex" xmlns:w16cid="http://schemas.microsoft.com/office/word/2016/wordml/cid" xmlns:w16="http://schemas.microsoft.com/office/word/2018/wordml" xmlns:w16du="http://schemas.microsoft.com/office/word/2023/wordml/word16du" xmlns:w16sdtdh="http://schemas.microsoft.com/office/word/2020/wordml/sdtdatahash" xmlns:w16sdtfl="http://schemas.microsoft.com/office/word/2024/wordml/sdtformatlock" xmlns:w16se="http://schemas.microsoft.com/office/word/2015/wordml/symex" xmlns:wpg="http://schemas.microsoft.com/office/word/2010/wordprocessingGroup" xmlns:wpi="http://schemas.microsoft.com/office/word/2010/wordprocessingInk" xmlns:wne="http://schemas.microsoft.com/office/word/2006/wordml" xmlns:wps="http://schemas.microsoft.com/office/word/2010/wordprocessingShape" mc:Ignorable="w14 w15 w16se w16cid w16 w16cex w16sdtdh w16sdtfl w16du wp14">
+<w:endnotes xmlns:wpc="http://schemas.microsoft.com/office/word/2010/wordprocessingCanvas" xmlns:cx="http://schemas.microsoft.com/office/drawing/2014/chartex" xmlns:cx1="http://schemas.microsoft.com/office/drawing/2015/9/8/chartex" xmlns:cx2="http://schemas.microsoft.com/office/drawing/2015/10/21/chartex" xmlns:cx3="http://schemas.microsoft.com/office/drawing/2016/5/9/chartex" xmlns:cx4="http://schemas.microsoft.com/office/drawing/2016/5/10/chartex" xmlns:cx5="http://schemas.microsoft.com/office/drawing/2016/5/11/chartex" xmlns:cx6="http://schemas.microsoft.com/office/drawing/2016/5/12/chartex" xmlns:cx7="http://schemas.microsoft.com/office/drawing/2016/5/13/chartex" xmlns:cx8="http://schemas.microsoft.com/office/drawing/2016/5/14/chartex" xmlns:mc="http://schemas.openxmlformats.org/markup-compatibility/2006" xmlns:aink="http://schemas.microsoft.com/office/drawing/2016/ink" xmlns:am3d="http://schemas.microsoft.com/office/drawing/2017/model3d" xmlns:o="urn:schemas-microsoft-com:office:office" xmlns:r="http://schemas.openxmlformats.org/officeDocument/2006/relationships" xmlns:m="http://schemas.openxmlformats.org/officeDocument/2006/math" xmlns:v="urn:schemas-microsoft-com:vml" xmlns:wp14="http://schemas.microsoft.com/office/word/2010/wordprocessingDrawing" xmlns:wp="http://schemas.openxmlformats.org/drawingml/2006/wordprocessingDrawing" xmlns:w10="urn:schemas-microsoft-com:office:word" xmlns:w="http://schemas.openxmlformats.org/wordprocessingml/2006/main" xmlns:w14="http://schemas.microsoft.com/office/word/2010/wordml" xmlns:w15="http://schemas.microsoft.com/office/word/2012/wordml" xmlns:w16cex="http://schemas.microsoft.com/office/word/2018/wordml/cex" xmlns:w16cid="http://schemas.microsoft.com/office/word/2016/wordml/cid" xmlns:w16="http://schemas.microsoft.com/office/word/2018/wordml" xmlns:w16se="http://schemas.microsoft.com/office/word/2015/wordml/symex" xmlns:wpg="http://schemas.microsoft.com/office/word/2010/wordprocessingGroup" xmlns:wpi="http://schemas.microsoft.com/office/word/2010/wordprocessingInk" xmlns:wne="http://schemas.microsoft.com/office/word/2006/wordml" xmlns:wps="http://schemas.microsoft.com/office/word/2010/wordprocessingShape" mc:Ignorable="w14 w15 w16se w16cid w16 w16cex wp14">
   <w:endnote w:type="separator" w:id="-1">
     <w:p>
       <w:r>
@@ -72,7 +74,7 @@
 </file>
 
 <file path=word/footnotes.xml><?xml version="1.0" encoding="utf-8"?>
-<w:footnotes xmlns:wpc="http://schemas.microsoft.com/office/word/2010/wordprocessingCanvas" xmlns:cx="http://schemas.microsoft.com/office/drawing/2014/chartex" xmlns:cx1="http://schemas.microsoft.com/office/drawing/2015/9/8/chartex" xmlns:cx2="http://schemas.microsoft.com/office/drawing/2015/10/21/chartex" xmlns:cx3="http://schemas.microsoft.com/office/drawing/2016/5/9/chartex" xmlns:cx4="http://schemas.microsoft.com/office/drawing/2016/5/10/chartex" xmlns:cx5="http://schemas.microsoft.com/office/drawing/2016/5/11/chartex" xmlns:cx6="http://schemas.microsoft.com/office/drawing/2016/5/12/chartex" xmlns:cx7="http://schemas.microsoft.com/office/drawing/2016/5/13/chartex" xmlns:cx8="http://schemas.microsoft.com/office/drawing/2016/5/14/chartex" xmlns:mc="http://schemas.openxmlformats.org/markup-compatibility/2006" xmlns:aink="http://schemas.microsoft.com/office/drawing/2016/ink" xmlns:am3d="http://schemas.microsoft.com/office/drawing/2017/model3d" xmlns:o="urn:schemas-microsoft-com:office:office" xmlns:oel="http://schemas.microsoft.com/office/2019/extlst" xmlns:r="http://schemas.openxmlformats.org/officeDocument/2006/relationships" xmlns:m="http://schemas.openxmlformats.org/officeDocument/2006/math" xmlns:v="urn:schemas-microsoft-com:vml" xmlns:wp14="http://schemas.microsoft.com/office/word/2010/wordprocessingDrawing" xmlns:wp="http://schemas.openxmlformats.org/drawingml/2006/wordprocessingDrawing" xmlns:w10="urn:schemas-microsoft-com:office:word" xmlns:w="http://schemas.openxmlformats.org/wordprocessingml/2006/main" xmlns:w14="http://schemas.microsoft.com/office/word/2010/wordml" xmlns:w15="http://schemas.microsoft.com/office/word/2012/wordml" xmlns:w16cex="http://schemas.microsoft.com/office/word/2018/wordml/cex" xmlns:w16cid="http://schemas.microsoft.com/office/word/2016/wordml/cid" xmlns:w16="http://schemas.microsoft.com/office/word/2018/wordml" xmlns:w16du="http://schemas.microsoft.com/office/word/2023/wordml/word16du" xmlns:w16sdtdh="http://schemas.microsoft.com/office/word/2020/wordml/sdtdatahash" xmlns:w16sdtfl="http://schemas.microsoft.com/office/word/2024/wordml/sdtformatlock" xmlns:w16se="http://schemas.microsoft.com/office/word/2015/wordml/symex" xmlns:wpg="http://schemas.microsoft.com/office/word/2010/wordprocessingGroup" xmlns:wpi="http://schemas.microsoft.com/office/word/2010/wordprocessingInk" xmlns:wne="http://schemas.microsoft.com/office/word/2006/wordml" xmlns:wps="http://schemas.microsoft.com/office/word/2010/wordprocessingShape" mc:Ignorable="w14 w15 w16se w16cid w16 w16cex w16sdtdh w16sdtfl w16du wp14">
+<w:footnotes xmlns:wpc="http://schemas.microsoft.com/office/word/2010/wordprocessingCanvas" xmlns:cx="http://schemas.microsoft.com/office/drawing/2014/chartex" xmlns:cx1="http://schemas.microsoft.com/office/drawing/2015/9/8/chartex" xmlns:cx2="http://schemas.microsoft.com/office/drawing/2015/10/21/chartex" xmlns:cx3="http://schemas.microsoft.com/office/drawing/2016/5/9/chartex" xmlns:cx4="http://schemas.microsoft.com/office/drawing/2016/5/10/chartex" xmlns:cx5="http://schemas.microsoft.com/office/drawing/2016/5/11/chartex" xmlns:cx6="http://schemas.microsoft.com/office/drawing/2016/5/12/chartex" xmlns:cx7="http://schemas.microsoft.com/office/drawing/2016/5/13/chartex" xmlns:cx8="http://schemas.microsoft.com/office/drawing/2016/5/14/chartex" xmlns:mc="http://schemas.openxmlformats.org/markup-compatibility/2006" xmlns:aink="http://schemas.microsoft.com/office/drawing/2016/ink" xmlns:am3d="http://schemas.microsoft.com/office/drawing/2017/model3d" xmlns:o="urn:schemas-microsoft-com:office:office" xmlns:r="http://schemas.openxmlformats.org/officeDocument/2006/relationships" xmlns:m="http://schemas.openxmlformats.org/officeDocument/2006/math" xmlns:v="urn:schemas-microsoft-com:vml" xmlns:wp14="http://schemas.microsoft.com/office/word/2010/wordprocessingDrawing" xmlns:wp="http://schemas.openxmlformats.org/drawingml/2006/wordprocessingDrawing" xmlns:w10="urn:schemas-microsoft-com:office:word" xmlns:w="http://schemas.openxmlformats.org/wordprocessingml/2006/main" xmlns:w14="http://schemas.microsoft.com/office/word/2010/wordml" xmlns:w15="http://schemas.microsoft.com/office/word/2012/wordml" xmlns:w16cex="http://schemas.microsoft.com/office/word/2018/wordml/cex" xmlns:w16cid="http://schemas.microsoft.com/office/word/2016/wordml/cid" xmlns:w16="http://schemas.microsoft.com/office/word/2018/wordml" xmlns:w16se="http://schemas.microsoft.com/office/word/2015/wordml/symex" xmlns:wpg="http://schemas.microsoft.com/office/word/2010/wordprocessingGroup" xmlns:wpi="http://schemas.microsoft.com/office/word/2010/wordprocessingInk" xmlns:wne="http://schemas.microsoft.com/office/word/2006/wordml" xmlns:wps="http://schemas.microsoft.com/office/word/2010/wordprocessingShape" mc:Ignorable="w14 w15 w16se w16cid w16 w16cex wp14">
   <w:footnote w:type="separator" w:id="-1">
     <w:p>
       <w:r>
@@ -91,7 +93,7 @@
 </file>
 
 <file path=word/numbering.xml><?xml version="1.0" encoding="utf-8"?>
-<w:numbering xmlns:wpc="http://schemas.microsoft.com/office/word/2010/wordprocessingCanvas" xmlns:cx="http://schemas.microsoft.com/office/drawing/2014/chartex" xmlns:cx1="http://schemas.microsoft.com/office/drawing/2015/9/8/chartex" xmlns:cx2="http://schemas.microsoft.com/office/drawing/2015/10/21/chartex" xmlns:cx3="http://schemas.microsoft.com/office/drawing/2016/5/9/chartex" xmlns:cx4="http://schemas.microsoft.com/office/drawing/2016/5/10/chartex" xmlns:cx5="http://schemas.microsoft.com/office/drawing/2016/5/11/chartex" xmlns:cx6="http://schemas.microsoft.com/office/drawing/2016/5/12/chartex" xmlns:cx7="http://schemas.microsoft.com/office/drawing/2016/5/13/chartex" xmlns:cx8="http://schemas.microsoft.com/office/drawing/2016/5/14/chartex" xmlns:mc="http://schemas.openxmlformats.org/markup-compatibility/2006" xmlns:aink="http://schemas.microsoft.com/office/drawing/2016/ink" xmlns:am3d="http://schemas.microsoft.com/office/drawing/2017/model3d" xmlns:o="urn:schemas-microsoft-com:office:office" xmlns:oel="http://schemas.microsoft.com/office/2019/extlst" xmlns:r="http://schemas.openxmlformats.org/officeDocument/2006/relationships" xmlns:m="http://schemas.openxmlformats.org/officeDocument/2006/math" xmlns:v="urn:schemas-microsoft-com:vml" xmlns:wp14="http://schemas.microsoft.com/office/word/2010/wordprocessingDrawing" xmlns:wp="http://schemas.openxmlformats.org/drawingml/2006/wordprocessingDrawing" xmlns:w10="urn:schemas-microsoft-com:office:word" xmlns:w="http://schemas.openxmlformats.org/wordprocessingml/2006/main" xmlns:w14="http://schemas.microsoft.com/office/word/2010/wordml" xmlns:w15="http://schemas.microsoft.com/office/word/2012/wordml" xmlns:w16cex="http://schemas.microsoft.com/office/word/2018/wordml/cex" xmlns:w16cid="http://schemas.microsoft.com/office/word/2016/wordml/cid" xmlns:w16="http://schemas.microsoft.com/office/word/2018/wordml" xmlns:w16du="http://schemas.microsoft.com/office/word/2023/wordml/word16du" xmlns:w16sdtdh="http://schemas.microsoft.com/office/word/2020/wordml/sdtdatahash" xmlns:w16sdtfl="http://schemas.microsoft.com/office/word/2024/wordml/sdtformatlock" xmlns:w16se="http://schemas.microsoft.com/office/word/2015/wordml/symex" xmlns:wpg="http://schemas.microsoft.com/office/word/2010/wordprocessingGroup" xmlns:wpi="http://schemas.microsoft.com/office/word/2010/wordprocessingInk" xmlns:wne="http://schemas.microsoft.com/office/word/2006/wordml" xmlns:wps="http://schemas.microsoft.com/office/word/2010/wordprocessingShape" mc:Ignorable="w14 w15 w16se w16cid w16 w16cex w16sdtdh w16sdtfl w16du wp14">
+<w:numbering xmlns:wpc="http://schemas.microsoft.com/office/word/2010/wordprocessingCanvas" xmlns:cx="http://schemas.microsoft.com/office/drawing/2014/chartex" xmlns:cx1="http://schemas.microsoft.com/office/drawing/2015/9/8/chartex" xmlns:cx2="http://schemas.microsoft.com/office/drawing/2015/10/21/chartex" xmlns:cx3="http://schemas.microsoft.com/office/drawing/2016/5/9/chartex" xmlns:cx4="http://schemas.microsoft.com/office/drawing/2016/5/10/chartex" xmlns:cx5="http://schemas.microsoft.com/office/drawing/2016/5/11/chartex" xmlns:cx6="http://schemas.microsoft.com/office/drawing/2016/5/12/chartex" xmlns:cx7="http://schemas.microsoft.com/office/drawing/2016/5/13/chartex" xmlns:cx8="http://schemas.microsoft.com/office/drawing/2016/5/14/chartex" xmlns:mc="http://schemas.openxmlformats.org/markup-compatibility/2006" xmlns:aink="http://schemas.microsoft.com/office/drawing/2016/ink" xmlns:am3d="http://schemas.microsoft.com/office/drawing/2017/model3d" xmlns:o="urn:schemas-microsoft-com:office:office" xmlns:r="http://schemas.openxmlformats.org/officeDocument/2006/relationships" xmlns:m="http://schemas.openxmlformats.org/officeDocument/2006/math" xmlns:v="urn:schemas-microsoft-com:vml" xmlns:wp14="http://schemas.microsoft.com/office/word/2010/wordprocessingDrawing" xmlns:wp="http://schemas.openxmlformats.org/drawingml/2006/wordprocessingDrawing" xmlns:w10="urn:schemas-microsoft-com:office:word" xmlns:w="http://schemas.openxmlformats.org/wordprocessingml/2006/main" xmlns:w14="http://schemas.microsoft.com/office/word/2010/wordml" xmlns:w15="http://schemas.microsoft.com/office/word/2012/wordml" xmlns:w16cex="http://schemas.microsoft.com/office/word/2018/wordml/cex" xmlns:w16cid="http://schemas.microsoft.com/office/word/2016/wordml/cid" xmlns:w16="http://schemas.microsoft.com/office/word/2018/wordml" xmlns:w16se="http://schemas.microsoft.com/office/word/2015/wordml/symex" xmlns:wpg="http://schemas.microsoft.com/office/word/2010/wordprocessingGroup" xmlns:wpi="http://schemas.microsoft.com/office/word/2010/wordprocessingInk" xmlns:wne="http://schemas.microsoft.com/office/word/2006/wordml" xmlns:wps="http://schemas.microsoft.com/office/word/2010/wordprocessingShape" mc:Ignorable="w14 w15 w16se w16cid w16 w16cex wp14">
   <w:abstractNum w:abstractNumId="0" w15:restartNumberingAfterBreak="0">
     <w:nsid w:val="54452E4D"/>
     <w:multiLevelType w:val="multilevel"/>
@@ -220,14 +222,14 @@
       </w:rPr>
     </w:lvl>
   </w:abstractNum>
-  <w:num w:numId="1" w16cid:durableId="868179933">
+  <w:num w:numId="1">
     <w:abstractNumId w:val="0"/>
   </w:num>
 </w:numbering>
 </file>
 
 <file path=word/styles.xml><?xml version="1.0" encoding="utf-8"?>
-<w:styles xmlns:mc="http://schemas.openxmlformats.org/markup-compatibility/2006" xmlns:r="http://schemas.openxmlformats.org/officeDocument/2006/relationships" xmlns:w="http://schemas.openxmlformats.org/wordprocessingml/2006/main" xmlns:w14="http://schemas.microsoft.com/office/word/2010/wordml" xmlns:w15="http://schemas.microsoft.com/office/word/2012/wordml" xmlns:w16cex="http://schemas.microsoft.com/office/word/2018/wordml/cex" xmlns:w16cid="http://schemas.microsoft.com/office/word/2016/wordml/cid" xmlns:w16="http://schemas.microsoft.com/office/word/2018/wordml" xmlns:w16du="http://schemas.microsoft.com/office/word/2023/wordml/word16du" xmlns:w16sdtdh="http://schemas.microsoft.com/office/word/2020/wordml/sdtdatahash" xmlns:w16sdtfl="http://schemas.microsoft.com/office/word/2024/wordml/sdtformatlock" xmlns:w16se="http://schemas.microsoft.com/office/word/2015/wordml/symex" mc:Ignorable="w14 w15 w16se w16cid w16 w16cex w16sdtdh w16sdtfl w16du">
+<w:styles xmlns:mc="http://schemas.openxmlformats.org/markup-compatibility/2006" xmlns:r="http://schemas.openxmlformats.org/officeDocument/2006/relationships" xmlns:w="http://schemas.openxmlformats.org/wordprocessingml/2006/main" xmlns:w14="http://schemas.microsoft.com/office/word/2010/wordml" xmlns:w15="http://schemas.microsoft.com/office/word/2012/wordml" xmlns:w16cex="http://schemas.microsoft.com/office/word/2018/wordml/cex" xmlns:w16cid="http://schemas.microsoft.com/office/word/2016/wordml/cid" xmlns:w16="http://schemas.microsoft.com/office/word/2018/wordml" xmlns:w16se="http://schemas.microsoft.com/office/word/2015/wordml/symex" mc:Ignorable="w14 w15 w16se w16cid w16 w16cex">
   <w:docDefaults>
     <w:rPrDefault>
       <w:rPr>
@@ -1343,7 +1345,7 @@
 </file>
 
 <file path=customXml/itemProps1.xml><?xml version="1.0" encoding="utf-8"?>
-<ds:datastoreItem xmlns:ds="http://schemas.openxmlformats.org/officeDocument/2006/customXml" ds:itemID="{15D18040-6F2C-4273-811E-B25A5D05BED0}">
+<ds:datastoreItem xmlns:ds="http://schemas.openxmlformats.org/officeDocument/2006/customXml" ds:itemID="{605EB6AC-BB23-4167-BF23-DAB1F0CC5DB2}">
   <ds:schemaRefs>
     <ds:schemaRef ds:uri="http://schemas.openxmlformats.org/officeDocument/2006/bibliography"/>
   </ds:schemaRefs>
